--- a/resource/text/字体测试.docx
+++ b/resource/text/字体测试.docx
@@ -100,24 +100,13 @@
         </w:tabs>
         <w:jc w:val="left"/>
         <w:rPr>
-          <w:rFonts w:ascii="Lucida Handwriting" w:eastAsia="华康翩翩体W3-A" w:hAnsi="Lucida Handwriting" w:cs="宋体"/>
-          <w:color w:val="080808"/>
-          <w:kern w:val="0"/>
-          <w:sz w:val="48"/>
-          <w:szCs w:val="48"/>
-        </w:rPr>
-      </w:pPr>
-      <w:r>
-        <w:rPr>
           <w:rFonts w:ascii="Lucida Handwriting" w:hAnsi="Lucida Handwriting" w:cs="Arial"/>
           <w:color w:val="2C3E50"/>
           <w:sz w:val="25"/>
           <w:szCs w:val="25"/>
           <w:shd w:val="clear" w:color="auto" w:fill="FFFFFF"/>
         </w:rPr>
-        <w:t xml:space="preserve">Seele </w:t>
-      </w:r>
-      <w:proofErr w:type="spellStart"/>
+      </w:pPr>
       <w:r>
         <w:rPr>
           <w:rFonts w:ascii="Lucida Handwriting" w:hAnsi="Lucida Handwriting" w:cs="Arial"/>
@@ -126,11 +115,157 @@
           <w:szCs w:val="25"/>
           <w:shd w:val="clear" w:color="auto" w:fill="FFFFFF"/>
         </w:rPr>
+        <w:t xml:space="preserve">Seele </w:t>
+      </w:r>
+      <w:proofErr w:type="spellStart"/>
+      <w:r>
+        <w:rPr>
+          <w:rFonts w:ascii="Lucida Handwriting" w:hAnsi="Lucida Handwriting" w:cs="Arial"/>
+          <w:color w:val="2C3E50"/>
+          <w:sz w:val="25"/>
+          <w:szCs w:val="25"/>
+          <w:shd w:val="clear" w:color="auto" w:fill="FFFFFF"/>
+        </w:rPr>
         <w:t>Vollerei</w:t>
       </w:r>
       <w:proofErr w:type="spellEnd"/>
     </w:p>
-    <w:p/>
+    <w:p>
+      <w:pPr>
+        <w:widowControl/>
+        <w:shd w:val="clear" w:color="auto" w:fill="FFFFFF"/>
+        <w:tabs>
+          <w:tab w:val="left" w:pos="916"/>
+          <w:tab w:val="left" w:pos="1832"/>
+          <w:tab w:val="left" w:pos="2748"/>
+          <w:tab w:val="left" w:pos="3664"/>
+          <w:tab w:val="left" w:pos="4580"/>
+          <w:tab w:val="left" w:pos="5496"/>
+          <w:tab w:val="left" w:pos="6412"/>
+          <w:tab w:val="left" w:pos="7328"/>
+          <w:tab w:val="left" w:pos="8244"/>
+          <w:tab w:val="left" w:pos="9160"/>
+          <w:tab w:val="left" w:pos="10076"/>
+          <w:tab w:val="left" w:pos="10992"/>
+          <w:tab w:val="left" w:pos="11908"/>
+          <w:tab w:val="left" w:pos="12824"/>
+          <w:tab w:val="left" w:pos="13740"/>
+          <w:tab w:val="left" w:pos="14656"/>
+        </w:tabs>
+        <w:jc w:val="left"/>
+        <w:rPr>
+          <w:rFonts w:ascii="Lucida Handwriting" w:hAnsi="Lucida Handwriting" w:cs="Arial"/>
+          <w:color w:val="2C3E50"/>
+          <w:sz w:val="25"/>
+          <w:szCs w:val="25"/>
+          <w:shd w:val="clear" w:color="auto" w:fill="FFFFFF"/>
+        </w:rPr>
+      </w:pPr>
+    </w:p>
+    <w:p>
+      <w:pPr>
+        <w:widowControl/>
+        <w:shd w:val="clear" w:color="auto" w:fill="FFFFFF"/>
+        <w:tabs>
+          <w:tab w:val="left" w:pos="916"/>
+          <w:tab w:val="left" w:pos="1832"/>
+          <w:tab w:val="left" w:pos="2748"/>
+          <w:tab w:val="left" w:pos="3664"/>
+          <w:tab w:val="left" w:pos="4580"/>
+          <w:tab w:val="left" w:pos="5496"/>
+          <w:tab w:val="left" w:pos="6412"/>
+          <w:tab w:val="left" w:pos="7328"/>
+          <w:tab w:val="left" w:pos="8244"/>
+          <w:tab w:val="left" w:pos="9160"/>
+          <w:tab w:val="left" w:pos="10076"/>
+          <w:tab w:val="left" w:pos="10992"/>
+          <w:tab w:val="left" w:pos="11908"/>
+          <w:tab w:val="left" w:pos="12824"/>
+          <w:tab w:val="left" w:pos="13740"/>
+          <w:tab w:val="left" w:pos="14656"/>
+        </w:tabs>
+        <w:jc w:val="left"/>
+        <w:rPr>
+          <w:rFonts w:ascii="黑体" w:eastAsia="黑体" w:hAnsi="黑体" w:cs="Arial"/>
+          <w:color w:val="2C3E50"/>
+          <w:sz w:val="25"/>
+          <w:szCs w:val="25"/>
+          <w:shd w:val="clear" w:color="auto" w:fill="FFFFFF"/>
+        </w:rPr>
+      </w:pPr>
+      <w:r>
+        <w:rPr>
+          <w:rFonts w:ascii="黑体" w:eastAsia="黑体" w:hAnsi="黑体" w:cs="Arial" w:hint="eastAsia"/>
+          <w:color w:val="2C3E50"/>
+          <w:sz w:val="25"/>
+          <w:szCs w:val="25"/>
+          <w:shd w:val="clear" w:color="auto" w:fill="FFFFFF"/>
+        </w:rPr>
+        <w:t>介绍</w:t>
+      </w:r>
+    </w:p>
+    <w:p>
+      <w:pPr>
+        <w:widowControl/>
+        <w:shd w:val="clear" w:color="auto" w:fill="FFFFFF"/>
+        <w:tabs>
+          <w:tab w:val="left" w:pos="916"/>
+          <w:tab w:val="left" w:pos="1832"/>
+          <w:tab w:val="left" w:pos="2748"/>
+          <w:tab w:val="left" w:pos="3664"/>
+          <w:tab w:val="left" w:pos="4580"/>
+          <w:tab w:val="left" w:pos="5496"/>
+          <w:tab w:val="left" w:pos="6412"/>
+          <w:tab w:val="left" w:pos="7328"/>
+          <w:tab w:val="left" w:pos="8244"/>
+          <w:tab w:val="left" w:pos="9160"/>
+          <w:tab w:val="left" w:pos="10076"/>
+          <w:tab w:val="left" w:pos="10992"/>
+          <w:tab w:val="left" w:pos="11908"/>
+          <w:tab w:val="left" w:pos="12824"/>
+          <w:tab w:val="left" w:pos="13740"/>
+          <w:tab w:val="left" w:pos="14656"/>
+        </w:tabs>
+        <w:jc w:val="left"/>
+        <w:rPr>
+          <w:rFonts w:ascii="黑体" w:eastAsia="黑体" w:hAnsi="黑体" w:cs="宋体" w:hint="eastAsia"/>
+          <w:color w:val="080808"/>
+          <w:kern w:val="0"/>
+          <w:sz w:val="48"/>
+          <w:szCs w:val="48"/>
+        </w:rPr>
+      </w:pPr>
+      <w:r>
+        <w:rPr>
+          <w:rFonts w:ascii="黑体" w:eastAsia="黑体" w:hAnsi="黑体" w:cs="Arial" w:hint="eastAsia"/>
+          <w:color w:val="2C3E50"/>
+          <w:sz w:val="25"/>
+          <w:szCs w:val="25"/>
+          <w:shd w:val="clear" w:color="auto" w:fill="FFFFFF"/>
+        </w:rPr>
+        <w:t>啊啊啊啊啊啊啊啊啊啊啊啊啊啊啊啊啊啊啊</w:t>
+      </w:r>
+    </w:p>
+    <w:p>
+      <w:proofErr w:type="gramStart"/>
+      <w:r>
+        <w:rPr>
+          <w:rFonts w:ascii="Arial" w:hAnsi="Arial" w:cs="Arial"/>
+          <w:color w:val="2C3E50"/>
+          <w:szCs w:val="21"/>
+        </w:rPr>
+        <w:t>弱所以</w:t>
+      </w:r>
+      <w:proofErr w:type="gramEnd"/>
+      <w:r>
+        <w:rPr>
+          <w:rFonts w:ascii="Arial" w:hAnsi="Arial" w:cs="Arial"/>
+          <w:color w:val="2C3E50"/>
+          <w:szCs w:val="21"/>
+        </w:rPr>
+        <w:t>一直</w:t>
+      </w:r>
+    </w:p>
     <w:sectPr>
       <w:pgSz w:w="11906" w:h="16838"/>
       <w:pgMar w:top="1440" w:right="1800" w:bottom="1440" w:left="1800" w:header="851" w:footer="992" w:gutter="0"/>

--- a/resource/text/字体测试.docx
+++ b/resource/text/字体测试.docx
@@ -53,7 +53,6 @@
         </w:rPr>
         <w:t>·</w:t>
       </w:r>
-      <w:proofErr w:type="gramStart"/>
       <w:r>
         <w:rPr>
           <w:rFonts w:ascii="华康翩翩体W3-A" w:eastAsia="华康翩翩体W3-A" w:hAnsi="华康翩翩体W3-A" w:cs="宋体" w:hint="eastAsia"/>
@@ -62,18 +61,7 @@
           <w:sz w:val="48"/>
           <w:szCs w:val="48"/>
         </w:rPr>
-        <w:t>芙</w:t>
-      </w:r>
-      <w:proofErr w:type="gramEnd"/>
-      <w:r>
-        <w:rPr>
-          <w:rFonts w:ascii="华康翩翩体W3-A" w:eastAsia="华康翩翩体W3-A" w:hAnsi="华康翩翩体W3-A" w:cs="宋体" w:hint="eastAsia"/>
-          <w:color w:val="080808"/>
-          <w:kern w:val="0"/>
-          <w:sz w:val="48"/>
-          <w:szCs w:val="48"/>
-        </w:rPr>
-        <w:t>乐艾</w:t>
+        <w:t>芙乐艾</w:t>
       </w:r>
     </w:p>
     <w:p>
@@ -115,20 +103,8 @@
           <w:szCs w:val="25"/>
           <w:shd w:val="clear" w:color="auto" w:fill="FFFFFF"/>
         </w:rPr>
-        <w:t xml:space="preserve">Seele </w:t>
+        <w:t>Seele Vollerei</w:t>
       </w:r>
-      <w:proofErr w:type="spellStart"/>
-      <w:r>
-        <w:rPr>
-          <w:rFonts w:ascii="Lucida Handwriting" w:hAnsi="Lucida Handwriting" w:cs="Arial"/>
-          <w:color w:val="2C3E50"/>
-          <w:sz w:val="25"/>
-          <w:szCs w:val="25"/>
-          <w:shd w:val="clear" w:color="auto" w:fill="FFFFFF"/>
-        </w:rPr>
-        <w:t>Vollerei</w:t>
-      </w:r>
-      <w:proofErr w:type="spellEnd"/>
     </w:p>
     <w:p>
       <w:pPr>
@@ -228,7 +204,7 @@
         </w:tabs>
         <w:jc w:val="left"/>
         <w:rPr>
-          <w:rFonts w:ascii="黑体" w:eastAsia="黑体" w:hAnsi="黑体" w:cs="宋体" w:hint="eastAsia"/>
+          <w:rFonts w:ascii="黑体" w:eastAsia="黑体" w:hAnsi="黑体" w:cs="宋体"/>
           <w:color w:val="080808"/>
           <w:kern w:val="0"/>
           <w:sz w:val="48"/>
@@ -247,23 +223,67 @@
       </w:r>
     </w:p>
     <w:p>
-      <w:proofErr w:type="gramStart"/>
-      <w:r>
+      <w:pPr>
         <w:rPr>
           <w:rFonts w:ascii="Arial" w:hAnsi="Arial" w:cs="Arial"/>
           <w:color w:val="2C3E50"/>
           <w:szCs w:val="21"/>
         </w:rPr>
-        <w:t>弱所以</w:t>
-      </w:r>
-      <w:proofErr w:type="gramEnd"/>
+      </w:pPr>
       <w:r>
         <w:rPr>
           <w:rFonts w:ascii="Arial" w:hAnsi="Arial" w:cs="Arial"/>
           <w:color w:val="2C3E50"/>
           <w:szCs w:val="21"/>
         </w:rPr>
-        <w:t>一直</w:t>
+        <w:t>弱所以一直</w:t>
+      </w:r>
+    </w:p>
+    <w:p>
+      <w:pPr>
+        <w:rPr>
+          <w:rFonts w:hint="eastAsia"/>
+        </w:rPr>
+      </w:pPr>
+      <w:r>
+        <w:rPr>
+          <w:noProof/>
+        </w:rPr>
+        <w:drawing>
+          <wp:inline distT="0" distB="0" distL="0" distR="0" wp14:anchorId="3F741AD5" wp14:editId="596568CC">
+            <wp:extent cx="5274310" cy="5274310"/>
+            <wp:effectExtent l="0" t="0" r="2540" b="2540"/>
+            <wp:docPr id="1143174664" name="图片 1"/>
+            <wp:cNvGraphicFramePr>
+              <a:graphicFrameLocks xmlns:a="http://schemas.openxmlformats.org/drawingml/2006/main" noChangeAspect="1"/>
+            </wp:cNvGraphicFramePr>
+            <a:graphic xmlns:a="http://schemas.openxmlformats.org/drawingml/2006/main">
+              <a:graphicData uri="http://schemas.openxmlformats.org/drawingml/2006/picture">
+                <pic:pic xmlns:pic="http://schemas.openxmlformats.org/drawingml/2006/picture">
+                  <pic:nvPicPr>
+                    <pic:cNvPr id="1143174664" name=""/>
+                    <pic:cNvPicPr/>
+                  </pic:nvPicPr>
+                  <pic:blipFill>
+                    <a:blip r:embed="rId4"/>
+                    <a:stretch>
+                      <a:fillRect/>
+                    </a:stretch>
+                  </pic:blipFill>
+                  <pic:spPr>
+                    <a:xfrm>
+                      <a:off x="0" y="0"/>
+                      <a:ext cx="5274310" cy="5274310"/>
+                    </a:xfrm>
+                    <a:prstGeom prst="rect">
+                      <a:avLst/>
+                    </a:prstGeom>
+                  </pic:spPr>
+                </pic:pic>
+              </a:graphicData>
+            </a:graphic>
+          </wp:inline>
+        </w:drawing>
       </w:r>
     </w:p>
     <w:sectPr>

--- a/resource/text/字体测试.docx
+++ b/resource/text/字体测试.docx
@@ -1,6 +1,6 @@
 
 <file path=word/document.xml><?xml version="1.0" encoding="utf-8"?>
-<w:document xmlns:wpc="http://schemas.microsoft.com/office/word/2010/wordprocessingCanvas" xmlns:cx="http://schemas.microsoft.com/office/drawing/2014/chartex" xmlns:cx1="http://schemas.microsoft.com/office/drawing/2015/9/8/chartex" xmlns:cx2="http://schemas.microsoft.com/office/drawing/2015/10/21/chartex" xmlns:cx3="http://schemas.microsoft.com/office/drawing/2016/5/9/chartex" xmlns:cx4="http://schemas.microsoft.com/office/drawing/2016/5/10/chartex" xmlns:cx5="http://schemas.microsoft.com/office/drawing/2016/5/11/chartex" xmlns:cx6="http://schemas.microsoft.com/office/drawing/2016/5/12/chartex" xmlns:cx7="http://schemas.microsoft.com/office/drawing/2016/5/13/chartex" xmlns:cx8="http://schemas.microsoft.com/office/drawing/2016/5/14/chartex" xmlns:mc="http://schemas.openxmlformats.org/markup-compatibility/2006" xmlns:aink="http://schemas.microsoft.com/office/drawing/2016/ink" xmlns:am3d="http://schemas.microsoft.com/office/drawing/2017/model3d" xmlns:o="urn:schemas-microsoft-com:office:office" xmlns:oel="http://schemas.microsoft.com/office/2019/extlst" xmlns:r="http://schemas.openxmlformats.org/officeDocument/2006/relationships" xmlns:m="http://schemas.openxmlformats.org/officeDocument/2006/math" xmlns:v="urn:schemas-microsoft-com:vml" xmlns:wp14="http://schemas.microsoft.com/office/word/2010/wordprocessingDrawing" xmlns:wp="http://schemas.openxmlformats.org/drawingml/2006/wordprocessingDrawing" xmlns:w10="urn:schemas-microsoft-com:office:word" xmlns:w="http://schemas.openxmlformats.org/wordprocessingml/2006/main" xmlns:w14="http://schemas.microsoft.com/office/word/2010/wordml" xmlns:w15="http://schemas.microsoft.com/office/word/2012/wordml" xmlns:w16cex="http://schemas.microsoft.com/office/word/2018/wordml/cex" xmlns:w16cid="http://schemas.microsoft.com/office/word/2016/wordml/cid" xmlns:w16="http://schemas.microsoft.com/office/word/2018/wordml" xmlns:w16du="http://schemas.microsoft.com/office/word/2023/wordml/word16du" xmlns:w16sdtdh="http://schemas.microsoft.com/office/word/2020/wordml/sdtdatahash" xmlns:w16se="http://schemas.microsoft.com/office/word/2015/wordml/symex" xmlns:wpg="http://schemas.microsoft.com/office/word/2010/wordprocessingGroup" xmlns:wpi="http://schemas.microsoft.com/office/word/2010/wordprocessingInk" xmlns:wne="http://schemas.microsoft.com/office/word/2006/wordml" xmlns:wps="http://schemas.microsoft.com/office/word/2010/wordprocessingShape" mc:Ignorable="w14 w15 w16se w16cid w16 w16cex w16sdtdh wp14">
+<w:document xmlns:wpc="http://schemas.microsoft.com/office/word/2010/wordprocessingCanvas" xmlns:cx="http://schemas.microsoft.com/office/drawing/2014/chartex" xmlns:cx1="http://schemas.microsoft.com/office/drawing/2015/9/8/chartex" xmlns:cx2="http://schemas.microsoft.com/office/drawing/2015/10/21/chartex" xmlns:cx3="http://schemas.microsoft.com/office/drawing/2016/5/9/chartex" xmlns:cx4="http://schemas.microsoft.com/office/drawing/2016/5/10/chartex" xmlns:cx5="http://schemas.microsoft.com/office/drawing/2016/5/11/chartex" xmlns:cx6="http://schemas.microsoft.com/office/drawing/2016/5/12/chartex" xmlns:cx7="http://schemas.microsoft.com/office/drawing/2016/5/13/chartex" xmlns:cx8="http://schemas.microsoft.com/office/drawing/2016/5/14/chartex" xmlns:mc="http://schemas.openxmlformats.org/markup-compatibility/2006" xmlns:aink="http://schemas.microsoft.com/office/drawing/2016/ink" xmlns:am3d="http://schemas.microsoft.com/office/drawing/2017/model3d" xmlns:o="urn:schemas-microsoft-com:office:office" xmlns:oel="http://schemas.microsoft.com/office/2019/extlst" xmlns:r="http://schemas.openxmlformats.org/officeDocument/2006/relationships" xmlns:m="http://schemas.openxmlformats.org/officeDocument/2006/math" xmlns:v="urn:schemas-microsoft-com:vml" xmlns:wp14="http://schemas.microsoft.com/office/word/2010/wordprocessingDrawing" xmlns:wp="http://schemas.openxmlformats.org/drawingml/2006/wordprocessingDrawing" xmlns:w10="urn:schemas-microsoft-com:office:word" xmlns:w="http://schemas.openxmlformats.org/wordprocessingml/2006/main" xmlns:w14="http://schemas.microsoft.com/office/word/2010/wordml" xmlns:w15="http://schemas.microsoft.com/office/word/2012/wordml" xmlns:w16cex="http://schemas.microsoft.com/office/word/2018/wordml/cex" xmlns:w16cid="http://schemas.microsoft.com/office/word/2016/wordml/cid" xmlns:w16="http://schemas.microsoft.com/office/word/2018/wordml" xmlns:w16sdtdh="http://schemas.microsoft.com/office/word/2020/wordml/sdtdatahash" xmlns:w16se="http://schemas.microsoft.com/office/word/2015/wordml/symex" xmlns:wpg="http://schemas.microsoft.com/office/word/2010/wordprocessingGroup" xmlns:wpi="http://schemas.microsoft.com/office/word/2010/wordprocessingInk" xmlns:wne="http://schemas.microsoft.com/office/word/2006/wordml" xmlns:wps="http://schemas.microsoft.com/office/word/2010/wordprocessingShape" mc:Ignorable="w14 w15 w16se w16cid w16 w16cex w16sdtdh wp14">
   <w:body>
     <w:p>
       <w:pPr>
@@ -53,6 +53,7 @@
         </w:rPr>
         <w:t>·</w:t>
       </w:r>
+      <w:proofErr w:type="gramStart"/>
       <w:r>
         <w:rPr>
           <w:rFonts w:ascii="华康翩翩体W3-A" w:eastAsia="华康翩翩体W3-A" w:hAnsi="华康翩翩体W3-A" w:cs="宋体" w:hint="eastAsia"/>
@@ -61,7 +62,18 @@
           <w:sz w:val="48"/>
           <w:szCs w:val="48"/>
         </w:rPr>
-        <w:t>芙乐艾</w:t>
+        <w:t>芙</w:t>
+      </w:r>
+      <w:proofErr w:type="gramEnd"/>
+      <w:r>
+        <w:rPr>
+          <w:rFonts w:ascii="华康翩翩体W3-A" w:eastAsia="华康翩翩体W3-A" w:hAnsi="华康翩翩体W3-A" w:cs="宋体" w:hint="eastAsia"/>
+          <w:color w:val="080808"/>
+          <w:kern w:val="0"/>
+          <w:sz w:val="48"/>
+          <w:szCs w:val="48"/>
+        </w:rPr>
+        <w:t>乐艾</w:t>
       </w:r>
     </w:p>
     <w:p>
@@ -103,8 +115,20 @@
           <w:szCs w:val="25"/>
           <w:shd w:val="clear" w:color="auto" w:fill="FFFFFF"/>
         </w:rPr>
-        <w:t>Seele Vollerei</w:t>
-      </w:r>
+        <w:t xml:space="preserve">Seele </w:t>
+      </w:r>
+      <w:proofErr w:type="spellStart"/>
+      <w:r>
+        <w:rPr>
+          <w:rFonts w:ascii="Lucida Handwriting" w:hAnsi="Lucida Handwriting" w:cs="Arial"/>
+          <w:color w:val="2C3E50"/>
+          <w:sz w:val="25"/>
+          <w:szCs w:val="25"/>
+          <w:shd w:val="clear" w:color="auto" w:fill="FFFFFF"/>
+        </w:rPr>
+        <w:t>Vollerei</w:t>
+      </w:r>
+      <w:proofErr w:type="spellEnd"/>
     </w:p>
     <w:p>
       <w:pPr>
@@ -130,10 +154,101 @@
         </w:tabs>
         <w:jc w:val="left"/>
         <w:rPr>
-          <w:rFonts w:ascii="Lucida Handwriting" w:hAnsi="Lucida Handwriting" w:cs="Arial"/>
-          <w:color w:val="2C3E50"/>
-          <w:sz w:val="25"/>
-          <w:szCs w:val="25"/>
+          <w:rFonts w:ascii="Microsoft JhengHei Light" w:eastAsia="Microsoft JhengHei Light" w:hAnsi="Microsoft JhengHei Light" w:cs="Sarasa UI CL"/>
+          <w:color w:val="2C3E50"/>
+          <w:sz w:val="72"/>
+          <w:szCs w:val="72"/>
+          <w:shd w:val="clear" w:color="auto" w:fill="FFFFFF"/>
+        </w:rPr>
+      </w:pPr>
+      <w:r>
+        <w:rPr>
+          <w:rFonts w:ascii="Microsoft JhengHei Light" w:eastAsia="Microsoft JhengHei Light" w:hAnsi="Microsoft JhengHei Light" w:cs="Sarasa UI CL"/>
+          <w:color w:val="2C3E50"/>
+          <w:sz w:val="72"/>
+          <w:szCs w:val="72"/>
+          <w:shd w:val="clear" w:color="auto" w:fill="FFFFFF"/>
+        </w:rPr>
+        <w:t>-·-</w:t>
+      </w:r>
+      <w:r>
+        <w:rPr>
+          <w:rFonts w:ascii="Microsoft JhengHei Light" w:eastAsia="Microsoft JhengHei Light" w:hAnsi="Microsoft JhengHei Light" w:cs="Sarasa UI CL" w:hint="eastAsia"/>
+          <w:color w:val="2C3E50"/>
+          <w:sz w:val="72"/>
+          <w:szCs w:val="72"/>
+          <w:shd w:val="clear" w:color="auto" w:fill="FFFFFF"/>
+        </w:rPr>
+        <w:t>··</w:t>
+      </w:r>
+      <w:r>
+        <w:rPr>
+          <w:rFonts w:ascii="Microsoft JhengHei Light" w:eastAsia="Microsoft JhengHei Light" w:hAnsi="Microsoft JhengHei Light" w:cs="Sarasa UI CL"/>
+          <w:color w:val="2C3E50"/>
+          <w:sz w:val="72"/>
+          <w:szCs w:val="72"/>
+          <w:shd w:val="clear" w:color="auto" w:fill="FFFFFF"/>
+        </w:rPr>
+        <w:t>--</w:t>
+      </w:r>
+    </w:p>
+    <w:p>
+      <w:pPr>
+        <w:widowControl/>
+        <w:spacing w:before="100" w:beforeAutospacing="1" w:after="15"/>
+        <w:jc w:val="left"/>
+        <w:outlineLvl w:val="2"/>
+        <w:rPr>
+          <w:rFonts w:ascii="微软雅黑" w:eastAsia="微软雅黑" w:hAnsi="微软雅黑" w:cs="宋体"/>
+          <w:b/>
+          <w:bCs/>
+          <w:color w:val="000000"/>
+          <w:kern w:val="0"/>
+          <w:sz w:val="27"/>
+          <w:szCs w:val="27"/>
+        </w:rPr>
+      </w:pPr>
+      <w:r>
+        <w:rPr>
+          <w:rFonts w:ascii="微软雅黑" w:eastAsia="微软雅黑" w:hAnsi="微软雅黑" w:cs="宋体" w:hint="eastAsia"/>
+          <w:b/>
+          <w:bCs/>
+          <w:color w:val="000000"/>
+          <w:kern w:val="0"/>
+          <w:sz w:val="27"/>
+          <w:szCs w:val="27"/>
+        </w:rPr>
+        <w:t>-·-·</w:t>
+      </w:r>
+    </w:p>
+    <w:p>
+      <w:pPr>
+        <w:widowControl/>
+        <w:shd w:val="clear" w:color="auto" w:fill="FFFFFF"/>
+        <w:tabs>
+          <w:tab w:val="left" w:pos="916"/>
+          <w:tab w:val="left" w:pos="1832"/>
+          <w:tab w:val="left" w:pos="2748"/>
+          <w:tab w:val="left" w:pos="3664"/>
+          <w:tab w:val="left" w:pos="4580"/>
+          <w:tab w:val="left" w:pos="5496"/>
+          <w:tab w:val="left" w:pos="6412"/>
+          <w:tab w:val="left" w:pos="7328"/>
+          <w:tab w:val="left" w:pos="8244"/>
+          <w:tab w:val="left" w:pos="9160"/>
+          <w:tab w:val="left" w:pos="10076"/>
+          <w:tab w:val="left" w:pos="10992"/>
+          <w:tab w:val="left" w:pos="11908"/>
+          <w:tab w:val="left" w:pos="12824"/>
+          <w:tab w:val="left" w:pos="13740"/>
+          <w:tab w:val="left" w:pos="14656"/>
+        </w:tabs>
+        <w:jc w:val="left"/>
+        <w:rPr>
+          <w:rFonts w:ascii="Microsoft JhengHei Light" w:eastAsia="Microsoft JhengHei Light" w:hAnsi="Microsoft JhengHei Light" w:cs="Sarasa UI CL"/>
+          <w:color w:val="2C3E50"/>
+          <w:sz w:val="72"/>
+          <w:szCs w:val="72"/>
           <w:shd w:val="clear" w:color="auto" w:fill="FFFFFF"/>
         </w:rPr>
       </w:pPr>
@@ -162,22 +277,62 @@
         </w:tabs>
         <w:jc w:val="left"/>
         <w:rPr>
-          <w:rFonts w:ascii="黑体" w:eastAsia="黑体" w:hAnsi="黑体" w:cs="Arial"/>
-          <w:color w:val="2C3E50"/>
-          <w:sz w:val="25"/>
-          <w:szCs w:val="25"/>
+          <w:rFonts w:ascii="AmdtSymbols" w:hAnsi="AmdtSymbols" w:cs="Sarasa UI CL"/>
+          <w:color w:val="2C3E50"/>
+          <w:sz w:val="72"/>
+          <w:szCs w:val="72"/>
           <w:shd w:val="clear" w:color="auto" w:fill="FFFFFF"/>
         </w:rPr>
       </w:pPr>
       <w:r>
         <w:rPr>
-          <w:rFonts w:ascii="黑体" w:eastAsia="黑体" w:hAnsi="黑体" w:cs="Arial" w:hint="eastAsia"/>
-          <w:color w:val="2C3E50"/>
-          <w:sz w:val="25"/>
-          <w:szCs w:val="25"/>
-          <w:shd w:val="clear" w:color="auto" w:fill="FFFFFF"/>
-        </w:rPr>
-        <w:t>介绍</w:t>
+          <w:rFonts w:ascii="AmdtSymbols" w:eastAsia="Microsoft JhengHei Light" w:hAnsi="AmdtSymbols" w:cs="Sarasa UI CL"/>
+          <w:color w:val="2C3E50"/>
+          <w:sz w:val="72"/>
+          <w:szCs w:val="72"/>
+          <w:shd w:val="clear" w:color="auto" w:fill="FFFFFF"/>
+        </w:rPr>
+        <w:t>-</w:t>
+      </w:r>
+      <w:r>
+        <w:rPr>
+          <w:rFonts w:ascii="Cambria" w:eastAsia="Microsoft JhengHei Light" w:hAnsi="Cambria" w:cs="Cambria"/>
+          <w:color w:val="2C3E50"/>
+          <w:sz w:val="72"/>
+          <w:szCs w:val="72"/>
+          <w:shd w:val="clear" w:color="auto" w:fill="FFFFFF"/>
+        </w:rPr>
+        <w:t>·</w:t>
+      </w:r>
+      <w:r>
+        <w:rPr>
+          <w:rFonts w:ascii="AmdtSymbols" w:eastAsia="Microsoft JhengHei Light" w:hAnsi="AmdtSymbols" w:cs="Sarasa UI CL"/>
+          <w:color w:val="2C3E50"/>
+          <w:sz w:val="72"/>
+          <w:szCs w:val="72"/>
+          <w:shd w:val="clear" w:color="auto" w:fill="FFFFFF"/>
+        </w:rPr>
+        <w:t>-</w:t>
+      </w:r>
+      <w:r>
+        <w:rPr>
+          <w:rFonts w:ascii="Cambria" w:eastAsia="Microsoft JhengHei Light" w:hAnsi="Cambria" w:cs="Cambria"/>
+          <w:color w:val="2C3E50"/>
+          <w:sz w:val="72"/>
+          <w:szCs w:val="72"/>
+          <w:shd w:val="clear" w:color="auto" w:fill="FFFFFF"/>
+        </w:rPr>
+        <w:t>··</w:t>
+      </w:r>
+      <w:r>
+        <w:rPr>
+          <w:rFonts w:ascii="AmdtSymbols" w:eastAsia="Microsoft JhengHei Light" w:hAnsi="AmdtSymbols" w:cs="Sarasa UI CL"/>
+          <w:color w:val="2C3E50"/>
+          <w:sz w:val="72"/>
+          <w:szCs w:val="72"/>
+          <w:shd w:val="clear" w:color="auto" w:fill="FFFFFF"/>
+        </w:rPr>
+        <w:t>--</w:t>
       </w:r>
     </w:p>
     <w:p>
@@ -204,6 +359,48 @@
         </w:tabs>
         <w:jc w:val="left"/>
         <w:rPr>
+          <w:rFonts w:ascii="黑体" w:eastAsia="黑体" w:hAnsi="黑体" w:cs="Arial"/>
+          <w:color w:val="2C3E50"/>
+          <w:sz w:val="25"/>
+          <w:szCs w:val="25"/>
+          <w:shd w:val="clear" w:color="auto" w:fill="FFFFFF"/>
+        </w:rPr>
+      </w:pPr>
+      <w:r>
+        <w:rPr>
+          <w:rFonts w:ascii="黑体" w:eastAsia="黑体" w:hAnsi="黑体" w:cs="Arial" w:hint="eastAsia"/>
+          <w:color w:val="2C3E50"/>
+          <w:sz w:val="25"/>
+          <w:szCs w:val="25"/>
+          <w:shd w:val="clear" w:color="auto" w:fill="FFFFFF"/>
+        </w:rPr>
+        <w:t>介绍</w:t>
+      </w:r>
+    </w:p>
+    <w:p>
+      <w:pPr>
+        <w:widowControl/>
+        <w:shd w:val="clear" w:color="auto" w:fill="FFFFFF"/>
+        <w:tabs>
+          <w:tab w:val="left" w:pos="916"/>
+          <w:tab w:val="left" w:pos="1832"/>
+          <w:tab w:val="left" w:pos="2748"/>
+          <w:tab w:val="left" w:pos="3664"/>
+          <w:tab w:val="left" w:pos="4580"/>
+          <w:tab w:val="left" w:pos="5496"/>
+          <w:tab w:val="left" w:pos="6412"/>
+          <w:tab w:val="left" w:pos="7328"/>
+          <w:tab w:val="left" w:pos="8244"/>
+          <w:tab w:val="left" w:pos="9160"/>
+          <w:tab w:val="left" w:pos="10076"/>
+          <w:tab w:val="left" w:pos="10992"/>
+          <w:tab w:val="left" w:pos="11908"/>
+          <w:tab w:val="left" w:pos="12824"/>
+          <w:tab w:val="left" w:pos="13740"/>
+          <w:tab w:val="left" w:pos="14656"/>
+        </w:tabs>
+        <w:jc w:val="left"/>
+        <w:rPr>
           <w:rFonts w:ascii="黑体" w:eastAsia="黑体" w:hAnsi="黑体" w:cs="宋体"/>
           <w:color w:val="080808"/>
           <w:kern w:val="0"/>
@@ -230,25 +427,31 @@
           <w:szCs w:val="21"/>
         </w:rPr>
       </w:pPr>
+      <w:proofErr w:type="gramStart"/>
       <w:r>
         <w:rPr>
           <w:rFonts w:ascii="Arial" w:hAnsi="Arial" w:cs="Arial"/>
           <w:color w:val="2C3E50"/>
           <w:szCs w:val="21"/>
         </w:rPr>
-        <w:t>弱所以一直</w:t>
+        <w:t>弱所以</w:t>
+      </w:r>
+      <w:proofErr w:type="gramEnd"/>
+      <w:r>
+        <w:rPr>
+          <w:rFonts w:ascii="Arial" w:hAnsi="Arial" w:cs="Arial"/>
+          <w:color w:val="2C3E50"/>
+          <w:szCs w:val="21"/>
+        </w:rPr>
+        <w:t>一直</w:t>
       </w:r>
     </w:p>
     <w:p>
-      <w:pPr>
-        <w:rPr>
-          <w:rFonts w:hint="eastAsia"/>
-        </w:rPr>
-      </w:pPr>
       <w:r>
         <w:rPr>
           <w:noProof/>
         </w:rPr>
+        <w:lastRenderedPageBreak/>
         <w:drawing>
           <wp:inline distT="0" distB="0" distL="0" distR="0" wp14:anchorId="3F741AD5" wp14:editId="596568CC">
             <wp:extent cx="5274310" cy="5274310"/>
@@ -696,6 +899,28 @@
       <w:jc w:val="both"/>
     </w:pPr>
   </w:style>
+  <w:style w:type="paragraph" w:styleId="3">
+    <w:name w:val="heading 3"/>
+    <w:basedOn w:val="a"/>
+    <w:link w:val="30"/>
+    <w:uiPriority w:val="9"/>
+    <w:qFormat/>
+    <w:rsid w:val="00901F51"/>
+    <w:pPr>
+      <w:widowControl/>
+      <w:spacing w:before="100" w:beforeAutospacing="1" w:after="100" w:afterAutospacing="1"/>
+      <w:jc w:val="left"/>
+      <w:outlineLvl w:val="2"/>
+    </w:pPr>
+    <w:rPr>
+      <w:rFonts w:ascii="宋体" w:eastAsia="宋体" w:hAnsi="宋体" w:cs="宋体"/>
+      <w:b/>
+      <w:bCs/>
+      <w:kern w:val="0"/>
+      <w:sz w:val="27"/>
+      <w:szCs w:val="27"/>
+    </w:rPr>
+  </w:style>
   <w:style w:type="character" w:default="1" w:styleId="a0">
     <w:name w:val="Default Paragraph Font"/>
     <w:uiPriority w:val="1"/>
@@ -772,6 +997,21 @@
       <w:kern w:val="0"/>
       <w:sz w:val="24"/>
       <w:szCs w:val="24"/>
+    </w:rPr>
+  </w:style>
+  <w:style w:type="character" w:customStyle="1" w:styleId="30">
+    <w:name w:val="标题 3 字符"/>
+    <w:basedOn w:val="a0"/>
+    <w:link w:val="3"/>
+    <w:uiPriority w:val="9"/>
+    <w:rsid w:val="00901F51"/>
+    <w:rPr>
+      <w:rFonts w:ascii="宋体" w:eastAsia="宋体" w:hAnsi="宋体" w:cs="宋体"/>
+      <w:b/>
+      <w:bCs/>
+      <w:kern w:val="0"/>
+      <w:sz w:val="27"/>
+      <w:szCs w:val="27"/>
     </w:rPr>
   </w:style>
 </w:styles>

--- a/resource/text/字体测试.docx
+++ b/resource/text/字体测试.docx
@@ -194,12 +194,61 @@
     </w:p>
     <w:p>
       <w:pPr>
+        <w:pStyle w:val="3"/>
+        <w:spacing w:after="15" w:afterAutospacing="0"/>
+        <w:rPr>
+          <w:rFonts w:ascii="微软雅黑" w:eastAsia="微软雅黑" w:hAnsi="微软雅黑"/>
+          <w:color w:val="000000"/>
+        </w:rPr>
+      </w:pPr>
+      <w:r>
+        <w:rPr>
+          <w:rFonts w:ascii="微软雅黑" w:eastAsia="微软雅黑" w:hAnsi="微软雅黑" w:hint="eastAsia"/>
+          <w:color w:val="000000"/>
+        </w:rPr>
+        <w:t>-··</w:t>
+      </w:r>
+    </w:p>
+    <w:p>
+      <w:pPr>
+        <w:widowControl/>
+        <w:shd w:val="clear" w:color="auto" w:fill="FFFFFF"/>
+        <w:tabs>
+          <w:tab w:val="left" w:pos="916"/>
+          <w:tab w:val="left" w:pos="1832"/>
+          <w:tab w:val="left" w:pos="2748"/>
+          <w:tab w:val="left" w:pos="3664"/>
+          <w:tab w:val="left" w:pos="4580"/>
+          <w:tab w:val="left" w:pos="5496"/>
+          <w:tab w:val="left" w:pos="6412"/>
+          <w:tab w:val="left" w:pos="7328"/>
+          <w:tab w:val="left" w:pos="8244"/>
+          <w:tab w:val="left" w:pos="9160"/>
+          <w:tab w:val="left" w:pos="10076"/>
+          <w:tab w:val="left" w:pos="10992"/>
+          <w:tab w:val="left" w:pos="11908"/>
+          <w:tab w:val="left" w:pos="12824"/>
+          <w:tab w:val="left" w:pos="13740"/>
+          <w:tab w:val="left" w:pos="14656"/>
+        </w:tabs>
+        <w:jc w:val="left"/>
+        <w:rPr>
+          <w:rFonts w:ascii="Microsoft JhengHei Light" w:eastAsia="Microsoft JhengHei Light" w:hAnsi="Microsoft JhengHei Light" w:cs="Sarasa UI CL"/>
+          <w:color w:val="2C3E50"/>
+          <w:sz w:val="72"/>
+          <w:szCs w:val="72"/>
+          <w:shd w:val="clear" w:color="auto" w:fill="FFFFFF"/>
+        </w:rPr>
+      </w:pPr>
+    </w:p>
+    <w:p>
+      <w:pPr>
         <w:widowControl/>
         <w:spacing w:before="100" w:beforeAutospacing="1" w:after="15"/>
         <w:jc w:val="left"/>
         <w:outlineLvl w:val="2"/>
         <w:rPr>
-          <w:rFonts w:ascii="微软雅黑" w:eastAsia="微软雅黑" w:hAnsi="微软雅黑" w:cs="宋体"/>
+          <w:rFonts w:ascii="Sitka Text" w:eastAsia="微软雅黑" w:hAnsi="Sitka Text" w:cs="宋体"/>
           <w:b/>
           <w:bCs/>
           <w:color w:val="000000"/>
@@ -210,7 +259,7 @@
       </w:pPr>
       <w:r>
         <w:rPr>
-          <w:rFonts w:ascii="微软雅黑" w:eastAsia="微软雅黑" w:hAnsi="微软雅黑" w:cs="宋体" w:hint="eastAsia"/>
+          <w:rFonts w:ascii="Sitka Text" w:eastAsia="微软雅黑" w:hAnsi="Sitka Text" w:cs="宋体"/>
           <w:b/>
           <w:bCs/>
           <w:color w:val="000000"/>
@@ -219,6 +268,30 @@
           <w:szCs w:val="27"/>
         </w:rPr>
         <w:t>-·-·</w:t>
+      </w:r>
+      <w:r>
+        <w:rPr>
+          <w:rFonts w:ascii="Sitka Text" w:eastAsia="微软雅黑" w:hAnsi="Sitka Text" w:cs="宋体"/>
+          <w:b/>
+          <w:bCs/>
+          <w:color w:val="000000"/>
+          <w:kern w:val="0"/>
+          <w:sz w:val="27"/>
+          <w:szCs w:val="27"/>
+        </w:rPr>
+        <w:t xml:space="preserve"> -··</w:t>
+      </w:r>
+      <w:r>
+        <w:rPr>
+          <w:rFonts w:ascii="Sitka Text" w:eastAsia="微软雅黑" w:hAnsi="Sitka Text" w:cs="宋体"/>
+          <w:b/>
+          <w:bCs/>
+          <w:color w:val="000000"/>
+          <w:kern w:val="0"/>
+          <w:sz w:val="27"/>
+          <w:szCs w:val="27"/>
+        </w:rPr>
+        <w:t xml:space="preserve"> ---·</w:t>
       </w:r>
     </w:p>
     <w:p>
